--- a/backend/apps/documents/docx_templates/2-案件材料/1-起诉材料/2-财产保全材料/暂缓送达申请书.docx
+++ b/backend/apps/documents/docx_templates/2-案件材料/1-起诉材料/2-财产保全材料/暂缓送达申请书.docx
@@ -337,20 +337,7 @@
           <w:szCs w:val="24"/>
           <w:lang w:val="en-US" w:eastAsia="zh-CN"/>
         </w:rPr>
-        <w:t>此情况，我方恳请贵院缓送达</w:t>
-      </w:r>
-      <w:bookmarkStart w:id="0" w:name="_GoBack"/>
-      <w:bookmarkEnd w:id="0"/>
-      <w:r>
-        <w:rPr>
-          <w:rFonts w:hint="eastAsia" w:asciiTheme="minorEastAsia" w:hAnsiTheme="minorEastAsia" w:eastAsiaTheme="minorEastAsia" w:cstheme="minorEastAsia"/>
-          <w:b w:val="0"/>
-          <w:bCs w:val="0"/>
-          <w:sz w:val="24"/>
-          <w:szCs w:val="24"/>
-          <w:lang w:val="en-US" w:eastAsia="zh-CN"/>
-        </w:rPr>
-        <w:t>全部案件材料给被申请人。同时，为了保障案件判决的顺利执行，我方请求贵院能够尽快采取行动，查封被申请人的相关财产。</w:t>
+        <w:t>此情况，我方恳请贵院缓送达全部案件材料给被申请人。同时，为了保障案件判决的顺利执行，我方请求贵院能够尽快采取行动，查封被申请人的相关财产。</w:t>
       </w:r>
     </w:p>
     <w:p>
@@ -449,12 +436,100 @@
         </w:rPr>
       </w:pPr>
     </w:p>
+    <w:tbl>
+      <w:tblPr>
+        <w:tblStyle w:val="9"/>
+        <w:tblW w:w="0" w:type="auto"/>
+        <w:tblInd w:w="4257" w:type="dxa"/>
+        <w:tblBorders>
+          <w:top w:val="none" w:color="auto" w:sz="0" w:space="0"/>
+          <w:left w:val="none" w:color="auto" w:sz="0" w:space="0"/>
+          <w:bottom w:val="none" w:color="auto" w:sz="0" w:space="0"/>
+          <w:right w:val="none" w:color="auto" w:sz="0" w:space="0"/>
+          <w:insideH w:val="none" w:color="auto" w:sz="0" w:space="0"/>
+          <w:insideV w:val="none" w:color="auto" w:sz="0" w:space="0"/>
+        </w:tblBorders>
+        <w:tblLayout w:type="autofit"/>
+        <w:tblCellMar>
+          <w:top w:w="0" w:type="dxa"/>
+          <w:left w:w="108" w:type="dxa"/>
+          <w:bottom w:w="0" w:type="dxa"/>
+          <w:right w:w="108" w:type="dxa"/>
+        </w:tblCellMar>
+      </w:tblPr>
+      <w:tblGrid>
+        <w:gridCol w:w="4271"/>
+      </w:tblGrid>
+      <w:tr>
+        <w:tc>
+          <w:tcPr>
+            <w:tcW w:w="4271" w:type="dxa"/>
+          </w:tcPr>
+          <w:p>
+            <w:pPr>
+              <w:keepNext w:val="0"/>
+              <w:keepLines w:val="0"/>
+              <w:pageBreakBefore w:val="0"/>
+              <w:kinsoku/>
+              <w:wordWrap/>
+              <w:overflowPunct/>
+              <w:topLinePunct w:val="0"/>
+              <w:autoSpaceDE/>
+              <w:autoSpaceDN/>
+              <w:bidi w:val="0"/>
+              <w:adjustRightInd/>
+              <w:snapToGrid w:val="0"/>
+              <w:spacing w:line="360" w:lineRule="auto"/>
+              <w:jc w:val="left"/>
+              <w:textAlignment w:val="auto"/>
+              <w:rPr>
+                <w:rFonts w:hint="default" w:asciiTheme="minorEastAsia" w:hAnsiTheme="minorEastAsia" w:eastAsiaTheme="minorEastAsia" w:cstheme="minorEastAsia"/>
+                <w:sz w:val="24"/>
+                <w:szCs w:val="24"/>
+                <w:vertAlign w:val="baseline"/>
+                <w:lang w:val="en-US" w:eastAsia="zh-CN"/>
+              </w:rPr>
+            </w:pPr>
+            <w:r>
+              <w:rPr>
+                <w:rFonts w:hint="eastAsia" w:asciiTheme="minorEastAsia" w:hAnsiTheme="minorEastAsia" w:eastAsiaTheme="minorEastAsia" w:cstheme="minorEastAsia"/>
+                <w:color w:val="333333"/>
+                <w:sz w:val="24"/>
+                <w:szCs w:val="24"/>
+                <w:shd w:val="clear" w:color="auto" w:fill="FFFFFF"/>
+              </w:rPr>
+              <w:t>{{</w:t>
+            </w:r>
+            <w:r>
+              <w:rPr>
+                <w:rFonts w:hint="eastAsia" w:asciiTheme="minorEastAsia" w:hAnsiTheme="minorEastAsia" w:eastAsiaTheme="minorEastAsia" w:cstheme="minorEastAsia"/>
+                <w:color w:val="333333"/>
+                <w:sz w:val="24"/>
+                <w:szCs w:val="24"/>
+                <w:shd w:val="clear" w:color="auto" w:fill="FFFFFF"/>
+                <w:lang w:val="en-US" w:eastAsia="zh-CN"/>
+              </w:rPr>
+              <w:t>财产保全申请书</w:t>
+            </w:r>
+            <w:r>
+              <w:rPr>
+                <w:rFonts w:hint="eastAsia" w:asciiTheme="minorEastAsia" w:hAnsiTheme="minorEastAsia" w:eastAsiaTheme="minorEastAsia" w:cstheme="minorEastAsia"/>
+                <w:color w:val="333333"/>
+                <w:sz w:val="24"/>
+                <w:szCs w:val="24"/>
+                <w:shd w:val="clear" w:color="auto" w:fill="FFFFFF"/>
+              </w:rPr>
+              <w:t>签名盖章信息}}</w:t>
+            </w:r>
+          </w:p>
+        </w:tc>
+      </w:tr>
+    </w:tbl>
     <w:p>
       <w:pPr>
         <w:keepNext w:val="0"/>
         <w:keepLines w:val="0"/>
         <w:pageBreakBefore w:val="0"/>
-        <w:widowControl w:val="0"/>
         <w:kinsoku/>
         <w:wordWrap/>
         <w:overflowPunct/>
@@ -465,26 +540,46 @@
         <w:adjustRightInd/>
         <w:snapToGrid w:val="0"/>
         <w:spacing w:line="360" w:lineRule="auto"/>
-        <w:ind w:firstLine="570"/>
+        <w:ind w:left="0" w:firstLine="2912" w:firstLineChars="1300"/>
         <w:jc w:val="right"/>
         <w:textAlignment w:val="auto"/>
         <w:rPr>
           <w:rFonts w:hint="eastAsia" w:asciiTheme="minorEastAsia" w:hAnsiTheme="minorEastAsia" w:eastAsiaTheme="minorEastAsia" w:cstheme="minorEastAsia"/>
+          <w:color w:val="333333"/>
+          <w:sz w:val="24"/>
+          <w:szCs w:val="24"/>
+          <w:shd w:val="clear" w:color="auto" w:fill="FFFFFF"/>
+          <w:lang w:eastAsia="zh-Hans"/>
+        </w:rPr>
+      </w:pPr>
+    </w:p>
+    <w:p>
+      <w:pPr>
+        <w:keepNext w:val="0"/>
+        <w:keepLines w:val="0"/>
+        <w:pageBreakBefore w:val="0"/>
+        <w:kinsoku/>
+        <w:wordWrap/>
+        <w:overflowPunct/>
+        <w:topLinePunct w:val="0"/>
+        <w:autoSpaceDE/>
+        <w:autoSpaceDN/>
+        <w:bidi w:val="0"/>
+        <w:adjustRightInd/>
+        <w:snapToGrid w:val="0"/>
+        <w:spacing w:line="360" w:lineRule="auto"/>
+        <w:ind w:left="0"/>
+        <w:textAlignment w:val="auto"/>
+        <w:rPr>
+          <w:rFonts w:hint="eastAsia" w:asciiTheme="minorEastAsia" w:hAnsiTheme="minorEastAsia" w:eastAsiaTheme="minorEastAsia" w:cstheme="minorEastAsia"/>
           <w:i w:val="0"/>
           <w:sz w:val="24"/>
           <w:szCs w:val="24"/>
           <w:lang w:val="en-US" w:eastAsia="zh-Hans"/>
         </w:rPr>
       </w:pPr>
-      <w:r>
-        <w:rPr>
-          <w:rFonts w:hint="eastAsia" w:asciiTheme="minorEastAsia" w:hAnsiTheme="minorEastAsia" w:eastAsiaTheme="minorEastAsia" w:cstheme="minorEastAsia"/>
-          <w:i w:val="0"/>
-          <w:sz w:val="24"/>
-          <w:szCs w:val="24"/>
-        </w:rPr>
-        <w:t>{{财产保全申请书签名盖章信息}}</w:t>
-      </w:r>
+      <w:bookmarkStart w:id="0" w:name="_GoBack"/>
+      <w:bookmarkEnd w:id="0"/>
     </w:p>
     <w:sectPr>
       <w:headerReference r:id="rId3" w:type="default"/>
